--- a/manuscript/TII_extended_manuscript_DRAFT.docx
+++ b/manuscript/TII_extended_manuscript_DRAFT.docx
@@ -45,7 +45,7 @@
           <w:sz w:val="22"/>
           <w:szCs w:val="22"/>
         </w:rPr>
-        <w:t xml:space="preserve">Ogochukwu Friday Ikwuogu</w:t>
+        <w:t xml:space="preserve">Ogochukwu Friday Ikwuogu, Silas Abutu, and Abidemi Orimogunje</w:t>
       </w:r>
     </w:p>
     <w:p>
@@ -59,7 +59,7 @@
           <w:sz w:val="20"/>
           <w:szCs w:val="20"/>
         </w:rPr>
-        <w:t xml:space="preserve">Independent Researcher, Odessa, Texas, USA — Friday.ikwuogu@gmail.com — ORCID 0009-0009-2222-1318</w:t>
+        <w:t xml:space="preserve">O. F. Ikwuogu (corresponding author) is an Independent Researcher, Odessa, Texas, USA (e-mail: Friday.ikwuogu@gmail.com; ORCID 0009-0009-2222-1318). S. Abutu is with the Electrical and Electronic Engineering Department, Petroleum Training Institute, Effurun, Delta State, Nigeria (e-mail: abutu_s@pti.edu.ng). A. Orimogunje is with the Electrical and Electronic Engineering Department, Redeemer's University, Ede, Osun State, Nigeria (e-mail: orimogunjea@run.edu.ng).</w:t>
       </w:r>
     </w:p>
     <w:p>
@@ -2502,7 +2502,7 @@
           <w:sz w:val="22"/>
           <w:szCs w:val="22"/>
         </w:rPr>
-        <w:t xml:space="preserve">The author thanks the ICS Advisory Project, CISA, FIRST.org, MITRE, NIST, the Center for Internet Security, and the TSA for maintaining the open data and public directive/standard text this analysis builds on.</w:t>
+        <w:t xml:space="preserve">The authors thank the ICS Advisory Project, CISA, FIRST.org, MITRE, NIST, the Center for Internet Security, and the TSA for maintaining the open data and public directive/standard text this analysis builds on.</w:t>
       </w:r>
     </w:p>
     <w:p>
